--- a/Phy 211/Presentation Topic.docx
+++ b/Phy 211/Presentation Topic.docx
@@ -264,27 +264,9 @@
               <w:spacing w:after="0"/>
               <w:jc w:val="center"/>
             </w:pPr>
-            <w:proofErr w:type="spellStart"/>
-            <w:r>
-              <w:t>Hure</w:t>
-            </w:r>
-            <w:proofErr w:type="spellEnd"/>
-            <w:r>
-              <w:t xml:space="preserve"> </w:t>
-            </w:r>
-            <w:proofErr w:type="spellStart"/>
-            <w:r>
-              <w:t>Azmiri</w:t>
-            </w:r>
-            <w:proofErr w:type="spellEnd"/>
-            <w:r>
-              <w:t xml:space="preserve"> </w:t>
-            </w:r>
-            <w:proofErr w:type="spellStart"/>
-            <w:r>
-              <w:t>Jibon</w:t>
-            </w:r>
-            <w:proofErr w:type="spellEnd"/>
+            <w:r>
+              <w:t>Hure Azmiri Jibon</w:t>
+            </w:r>
           </w:p>
         </w:tc>
         <w:tc>
@@ -505,7 +487,7 @@
               <w:jc w:val="center"/>
             </w:pPr>
             <w:r>
-              <w:t>Motion</w:t>
+              <w:t>Quantum Theory of Light</w:t>
             </w:r>
           </w:p>
         </w:tc>
@@ -670,19 +652,9 @@
               <w:spacing w:after="0"/>
               <w:jc w:val="center"/>
             </w:pPr>
-            <w:proofErr w:type="spellStart"/>
-            <w:r>
-              <w:t>Fateha</w:t>
-            </w:r>
-            <w:proofErr w:type="spellEnd"/>
-            <w:r>
-              <w:t xml:space="preserve"> Jannat </w:t>
-            </w:r>
-            <w:proofErr w:type="spellStart"/>
-            <w:r>
-              <w:t>Farin</w:t>
-            </w:r>
-            <w:proofErr w:type="spellEnd"/>
+            <w:r>
+              <w:t>Fateha Jannat Farin</w:t>
+            </w:r>
           </w:p>
         </w:tc>
         <w:tc>
@@ -778,13 +750,8 @@
               <w:spacing w:after="0"/>
               <w:jc w:val="center"/>
             </w:pPr>
-            <w:proofErr w:type="spellStart"/>
-            <w:r>
-              <w:t>Devabrata</w:t>
-            </w:r>
-            <w:proofErr w:type="spellEnd"/>
-            <w:r>
-              <w:t xml:space="preserve"> Singha</w:t>
+            <w:r>
+              <w:t>Devabrata Singha</w:t>
             </w:r>
           </w:p>
         </w:tc>
@@ -880,13 +847,8 @@
               <w:spacing w:after="0"/>
               <w:jc w:val="center"/>
             </w:pPr>
-            <w:proofErr w:type="spellStart"/>
-            <w:r>
-              <w:t>Toha</w:t>
-            </w:r>
-            <w:proofErr w:type="spellEnd"/>
-            <w:r>
-              <w:t xml:space="preserve"> Islam</w:t>
+            <w:r>
+              <w:t>Toha Islam</w:t>
             </w:r>
           </w:p>
         </w:tc>
@@ -982,13 +944,8 @@
               <w:spacing w:after="0"/>
               <w:jc w:val="center"/>
             </w:pPr>
-            <w:proofErr w:type="spellStart"/>
-            <w:r>
-              <w:t>MD.Siratul</w:t>
-            </w:r>
-            <w:proofErr w:type="spellEnd"/>
-            <w:r>
-              <w:t xml:space="preserve"> Islam</w:t>
+            <w:r>
+              <w:t>MD.Siratul Islam</w:t>
             </w:r>
           </w:p>
         </w:tc>
@@ -1084,13 +1041,8 @@
               <w:spacing w:after="0"/>
               <w:jc w:val="center"/>
             </w:pPr>
-            <w:proofErr w:type="spellStart"/>
-            <w:r>
-              <w:t>Mymuna</w:t>
-            </w:r>
-            <w:proofErr w:type="spellEnd"/>
-            <w:r>
-              <w:t xml:space="preserve"> Habiba</w:t>
+            <w:r>
+              <w:t>Mymuna Habiba</w:t>
             </w:r>
           </w:p>
         </w:tc>
@@ -1284,21 +1236,8 @@
               <w:jc w:val="center"/>
             </w:pPr>
             <w:r>
-              <w:t xml:space="preserve">Md. Mahir </w:t>
-            </w:r>
-            <w:proofErr w:type="spellStart"/>
-            <w:r>
-              <w:t>Mahtub</w:t>
-            </w:r>
-            <w:proofErr w:type="spellEnd"/>
-            <w:r>
-              <w:t xml:space="preserve"> </w:t>
-            </w:r>
-            <w:proofErr w:type="spellStart"/>
-            <w:r>
-              <w:t>Tasin</w:t>
-            </w:r>
-            <w:proofErr w:type="spellEnd"/>
+              <w:t>Md. Mahir Mahtub Tasin</w:t>
+            </w:r>
           </w:p>
         </w:tc>
         <w:tc>
@@ -1393,21 +1332,8 @@
               <w:spacing w:after="0"/>
               <w:jc w:val="center"/>
             </w:pPr>
-            <w:proofErr w:type="spellStart"/>
-            <w:r>
-              <w:t>Najhan</w:t>
-            </w:r>
-            <w:proofErr w:type="spellEnd"/>
-            <w:r>
-              <w:t xml:space="preserve"> </w:t>
-            </w:r>
-            <w:proofErr w:type="spellStart"/>
-            <w:r>
-              <w:t>Tabassom</w:t>
-            </w:r>
-            <w:proofErr w:type="spellEnd"/>
-            <w:r>
-              <w:t xml:space="preserve"> Nabila </w:t>
+            <w:r>
+              <w:t xml:space="preserve">Najhan Tabassom Nabila </w:t>
             </w:r>
           </w:p>
         </w:tc>
@@ -1504,13 +1430,8 @@
               <w:jc w:val="center"/>
             </w:pPr>
             <w:r>
-              <w:t xml:space="preserve">Sadia Alam </w:t>
-            </w:r>
-            <w:proofErr w:type="spellStart"/>
-            <w:r>
-              <w:t>Ome</w:t>
-            </w:r>
-            <w:proofErr w:type="spellEnd"/>
+              <w:t>Sadia Alam Ome</w:t>
+            </w:r>
           </w:p>
         </w:tc>
         <w:tc>
@@ -1896,13 +1817,8 @@
               <w:spacing w:after="0"/>
               <w:jc w:val="center"/>
             </w:pPr>
-            <w:proofErr w:type="spellStart"/>
-            <w:r>
-              <w:t>Jakia</w:t>
-            </w:r>
-            <w:proofErr w:type="spellEnd"/>
-            <w:r>
-              <w:t xml:space="preserve"> Sultana Jarin </w:t>
+            <w:r>
+              <w:t xml:space="preserve">Jakia Sultana Jarin </w:t>
             </w:r>
           </w:p>
         </w:tc>
@@ -1999,15 +1915,7 @@
               <w:jc w:val="center"/>
             </w:pPr>
             <w:r>
-              <w:t xml:space="preserve">Tasnim </w:t>
-            </w:r>
-            <w:proofErr w:type="spellStart"/>
-            <w:r>
-              <w:t>Taaha</w:t>
-            </w:r>
-            <w:proofErr w:type="spellEnd"/>
-            <w:r>
-              <w:t xml:space="preserve"> </w:t>
+              <w:t xml:space="preserve">Tasnim Taaha </w:t>
             </w:r>
           </w:p>
         </w:tc>
@@ -2103,13 +2011,8 @@
               <w:spacing w:after="0"/>
               <w:jc w:val="center"/>
             </w:pPr>
-            <w:proofErr w:type="spellStart"/>
-            <w:r>
-              <w:t>Fahamida</w:t>
-            </w:r>
-            <w:proofErr w:type="spellEnd"/>
-            <w:r>
-              <w:t xml:space="preserve"> Islam</w:t>
+            <w:r>
+              <w:t>Fahamida Islam</w:t>
             </w:r>
           </w:p>
         </w:tc>
@@ -2302,27 +2205,9 @@
               <w:spacing w:after="0"/>
               <w:jc w:val="center"/>
             </w:pPr>
-            <w:proofErr w:type="spellStart"/>
-            <w:r>
-              <w:t>Fatama</w:t>
-            </w:r>
-            <w:proofErr w:type="spellEnd"/>
-            <w:r>
-              <w:t xml:space="preserve"> </w:t>
-            </w:r>
-            <w:proofErr w:type="spellStart"/>
-            <w:r>
-              <w:t>binte</w:t>
-            </w:r>
-            <w:proofErr w:type="spellEnd"/>
-            <w:r>
-              <w:t xml:space="preserve"> </w:t>
-            </w:r>
-            <w:proofErr w:type="spellStart"/>
-            <w:r>
-              <w:t>bristy</w:t>
-            </w:r>
-            <w:proofErr w:type="spellEnd"/>
+            <w:r>
+              <w:t>Fatama binte bristy</w:t>
+            </w:r>
           </w:p>
         </w:tc>
         <w:tc>
@@ -2417,13 +2302,8 @@
               <w:spacing w:after="0"/>
               <w:jc w:val="center"/>
             </w:pPr>
-            <w:proofErr w:type="spellStart"/>
-            <w:r>
-              <w:t>Rifa</w:t>
-            </w:r>
-            <w:proofErr w:type="spellEnd"/>
-            <w:r>
-              <w:t xml:space="preserve"> Tasnim Saba</w:t>
+            <w:r>
+              <w:t>Rifa Tasnim Saba</w:t>
             </w:r>
           </w:p>
         </w:tc>
@@ -2519,13 +2399,8 @@
               <w:spacing w:after="0"/>
               <w:jc w:val="center"/>
             </w:pPr>
-            <w:proofErr w:type="spellStart"/>
-            <w:r>
-              <w:t>Mst.Maria</w:t>
-            </w:r>
-            <w:proofErr w:type="spellEnd"/>
-            <w:r>
-              <w:t xml:space="preserve"> Sultana</w:t>
+            <w:r>
+              <w:t>Mst.Maria Sultana</w:t>
             </w:r>
           </w:p>
         </w:tc>
@@ -2650,7 +2525,7 @@
               <w:jc w:val="center"/>
             </w:pPr>
             <w:r>
-              <w:t xml:space="preserve">Potential Energy </w:t>
+              <w:t>Transverse Wave</w:t>
             </w:r>
           </w:p>
         </w:tc>
@@ -2718,11 +2593,9 @@
               <w:spacing w:after="0"/>
               <w:jc w:val="center"/>
             </w:pPr>
-            <w:proofErr w:type="spellStart"/>
             <w:r>
               <w:t>Fardoos</w:t>
             </w:r>
-            <w:proofErr w:type="spellEnd"/>
           </w:p>
         </w:tc>
         <w:tc>
@@ -2817,13 +2690,8 @@
               <w:spacing w:after="0"/>
               <w:jc w:val="center"/>
             </w:pPr>
-            <w:proofErr w:type="spellStart"/>
-            <w:r>
-              <w:t>Md.Arafat</w:t>
-            </w:r>
-            <w:proofErr w:type="spellEnd"/>
-            <w:r>
-              <w:t xml:space="preserve"> Hossain</w:t>
+            <w:r>
+              <w:t>Md.Arafat Hossain</w:t>
             </w:r>
           </w:p>
         </w:tc>
@@ -2851,7 +2719,7 @@
               <w:jc w:val="center"/>
             </w:pPr>
             <w:r>
-              <w:t>Characteristics of periodic motion</w:t>
+              <w:t>Electromagnetic theory</w:t>
             </w:r>
           </w:p>
         </w:tc>
@@ -2919,13 +2787,8 @@
               <w:spacing w:after="0"/>
               <w:jc w:val="center"/>
             </w:pPr>
-            <w:proofErr w:type="spellStart"/>
-            <w:r>
-              <w:t>Saikat</w:t>
-            </w:r>
-            <w:proofErr w:type="spellEnd"/>
-            <w:r>
-              <w:t xml:space="preserve"> Chandra Das</w:t>
+            <w:r>
+              <w:t>Saikat Chandra Das</w:t>
             </w:r>
           </w:p>
         </w:tc>
@@ -3407,31 +3270,13 @@
                 <w:szCs w:val="24"/>
               </w:rPr>
             </w:pPr>
-            <w:proofErr w:type="spellStart"/>
-            <w:r>
-              <w:rPr>
-                <w:sz w:val="24"/>
-                <w:szCs w:val="24"/>
-              </w:rPr>
-              <w:t>Farhanul</w:t>
-            </w:r>
-            <w:proofErr w:type="spellEnd"/>
-            <w:r>
-              <w:rPr>
-                <w:sz w:val="24"/>
-                <w:szCs w:val="24"/>
-              </w:rPr>
-              <w:t xml:space="preserve"> Haque </w:t>
-            </w:r>
-            <w:proofErr w:type="spellStart"/>
-            <w:r>
-              <w:rPr>
-                <w:sz w:val="24"/>
-                <w:szCs w:val="24"/>
-              </w:rPr>
-              <w:t>Promit</w:t>
-            </w:r>
-            <w:proofErr w:type="spellEnd"/>
+            <w:r>
+              <w:rPr>
+                <w:sz w:val="24"/>
+                <w:szCs w:val="24"/>
+              </w:rPr>
+              <w:t>Farhanul Haque Promit</w:t>
+            </w:r>
           </w:p>
         </w:tc>
         <w:tc>
@@ -3659,31 +3504,13 @@
                 <w:szCs w:val="24"/>
               </w:rPr>
             </w:pPr>
-            <w:proofErr w:type="spellStart"/>
-            <w:r>
-              <w:rPr>
-                <w:sz w:val="24"/>
-                <w:szCs w:val="24"/>
-              </w:rPr>
-              <w:t>Arafatul</w:t>
-            </w:r>
-            <w:proofErr w:type="spellEnd"/>
-            <w:r>
-              <w:rPr>
-                <w:sz w:val="24"/>
-                <w:szCs w:val="24"/>
-              </w:rPr>
-              <w:t xml:space="preserve"> </w:t>
-            </w:r>
-            <w:proofErr w:type="spellStart"/>
-            <w:r>
-              <w:rPr>
-                <w:sz w:val="24"/>
-                <w:szCs w:val="24"/>
-              </w:rPr>
-              <w:t>islam</w:t>
-            </w:r>
-            <w:proofErr w:type="spellEnd"/>
+            <w:r>
+              <w:rPr>
+                <w:sz w:val="24"/>
+                <w:szCs w:val="24"/>
+              </w:rPr>
+              <w:t>Arafatul islam</w:t>
+            </w:r>
           </w:p>
         </w:tc>
         <w:tc>
@@ -3794,47 +3621,13 @@
                 <w:szCs w:val="24"/>
               </w:rPr>
             </w:pPr>
-            <w:proofErr w:type="spellStart"/>
-            <w:r>
-              <w:rPr>
-                <w:sz w:val="24"/>
-                <w:szCs w:val="24"/>
-              </w:rPr>
-              <w:t>Tasnia</w:t>
-            </w:r>
-            <w:proofErr w:type="spellEnd"/>
-            <w:r>
-              <w:rPr>
-                <w:sz w:val="24"/>
-                <w:szCs w:val="24"/>
-              </w:rPr>
-              <w:t xml:space="preserve"> </w:t>
-            </w:r>
-            <w:proofErr w:type="spellStart"/>
-            <w:r>
-              <w:rPr>
-                <w:sz w:val="24"/>
-                <w:szCs w:val="24"/>
-              </w:rPr>
-              <w:t>Siddiqua</w:t>
-            </w:r>
-            <w:proofErr w:type="spellEnd"/>
-            <w:r>
-              <w:rPr>
-                <w:sz w:val="24"/>
-                <w:szCs w:val="24"/>
-              </w:rPr>
-              <w:t xml:space="preserve"> </w:t>
-            </w:r>
-            <w:proofErr w:type="spellStart"/>
-            <w:r>
-              <w:rPr>
-                <w:sz w:val="24"/>
-                <w:szCs w:val="24"/>
-              </w:rPr>
-              <w:t>Raifa</w:t>
-            </w:r>
-            <w:proofErr w:type="spellEnd"/>
+            <w:r>
+              <w:rPr>
+                <w:sz w:val="24"/>
+                <w:szCs w:val="24"/>
+              </w:rPr>
+              <w:t>Tasnia Siddiqua Raifa</w:t>
+            </w:r>
           </w:p>
         </w:tc>
         <w:tc>
@@ -3945,31 +3738,13 @@
                 <w:szCs w:val="24"/>
               </w:rPr>
             </w:pPr>
-            <w:proofErr w:type="spellStart"/>
-            <w:r>
-              <w:rPr>
-                <w:sz w:val="24"/>
-                <w:szCs w:val="24"/>
-              </w:rPr>
-              <w:t>Odri</w:t>
-            </w:r>
-            <w:proofErr w:type="spellEnd"/>
-            <w:r>
-              <w:rPr>
-                <w:sz w:val="24"/>
-                <w:szCs w:val="24"/>
-              </w:rPr>
-              <w:t xml:space="preserve"> </w:t>
-            </w:r>
-            <w:proofErr w:type="spellStart"/>
-            <w:r>
-              <w:rPr>
-                <w:sz w:val="24"/>
-                <w:szCs w:val="24"/>
-              </w:rPr>
-              <w:t>podder</w:t>
-            </w:r>
-            <w:proofErr w:type="spellEnd"/>
+            <w:r>
+              <w:rPr>
+                <w:sz w:val="24"/>
+                <w:szCs w:val="24"/>
+              </w:rPr>
+              <w:t>Odri podder</w:t>
+            </w:r>
           </w:p>
         </w:tc>
         <w:tc>
@@ -4080,21 +3855,12 @@
                 <w:szCs w:val="24"/>
               </w:rPr>
             </w:pPr>
-            <w:proofErr w:type="spellStart"/>
-            <w:r>
-              <w:rPr>
-                <w:sz w:val="24"/>
-                <w:szCs w:val="24"/>
-              </w:rPr>
-              <w:t>Monadi</w:t>
-            </w:r>
-            <w:proofErr w:type="spellEnd"/>
-            <w:r>
-              <w:rPr>
-                <w:sz w:val="24"/>
-                <w:szCs w:val="24"/>
-              </w:rPr>
-              <w:t xml:space="preserve"> Al Islam Rafi</w:t>
+            <w:r>
+              <w:rPr>
+                <w:sz w:val="24"/>
+                <w:szCs w:val="24"/>
+              </w:rPr>
+              <w:t>Monadi Al Islam Rafi</w:t>
             </w:r>
           </w:p>
         </w:tc>
@@ -4206,37 +3972,12 @@
                 <w:szCs w:val="24"/>
               </w:rPr>
             </w:pPr>
-            <w:proofErr w:type="spellStart"/>
-            <w:r>
-              <w:rPr>
-                <w:sz w:val="24"/>
-                <w:szCs w:val="24"/>
-              </w:rPr>
-              <w:t>Sumaiya</w:t>
-            </w:r>
-            <w:proofErr w:type="spellEnd"/>
-            <w:r>
-              <w:rPr>
-                <w:sz w:val="24"/>
-                <w:szCs w:val="24"/>
-              </w:rPr>
-              <w:t xml:space="preserve"> </w:t>
-            </w:r>
-            <w:proofErr w:type="spellStart"/>
-            <w:r>
-              <w:rPr>
-                <w:sz w:val="24"/>
-                <w:szCs w:val="24"/>
-              </w:rPr>
-              <w:t>Akther</w:t>
-            </w:r>
-            <w:proofErr w:type="spellEnd"/>
-            <w:r>
-              <w:rPr>
-                <w:sz w:val="24"/>
-                <w:szCs w:val="24"/>
-              </w:rPr>
-              <w:t xml:space="preserve"> Urmi </w:t>
+            <w:r>
+              <w:rPr>
+                <w:sz w:val="24"/>
+                <w:szCs w:val="24"/>
+              </w:rPr>
+              <w:t xml:space="preserve">Sumaiya Akther Urmi </w:t>
             </w:r>
           </w:p>
         </w:tc>
@@ -4385,17 +4126,8 @@
                 <w:sz w:val="24"/>
                 <w:szCs w:val="24"/>
               </w:rPr>
-              <w:t xml:space="preserve">Afnan Islam </w:t>
-            </w:r>
-            <w:proofErr w:type="spellStart"/>
-            <w:r>
-              <w:rPr>
-                <w:sz w:val="24"/>
-                <w:szCs w:val="24"/>
-              </w:rPr>
-              <w:t>Zidni</w:t>
-            </w:r>
-            <w:proofErr w:type="spellEnd"/>
+              <w:t>Afnan Islam Zidni</w:t>
+            </w:r>
           </w:p>
         </w:tc>
         <w:tc>
@@ -4509,37 +4241,12 @@
                 <w:szCs w:val="24"/>
               </w:rPr>
             </w:pPr>
-            <w:proofErr w:type="spellStart"/>
-            <w:r>
-              <w:rPr>
-                <w:sz w:val="24"/>
-                <w:szCs w:val="24"/>
-              </w:rPr>
-              <w:t>Sumaiya</w:t>
-            </w:r>
-            <w:proofErr w:type="spellEnd"/>
-            <w:r>
-              <w:rPr>
-                <w:sz w:val="24"/>
-                <w:szCs w:val="24"/>
-              </w:rPr>
-              <w:t xml:space="preserve"> </w:t>
-            </w:r>
-            <w:proofErr w:type="spellStart"/>
-            <w:r>
-              <w:rPr>
-                <w:sz w:val="24"/>
-                <w:szCs w:val="24"/>
-              </w:rPr>
-              <w:t>Khanom</w:t>
-            </w:r>
-            <w:proofErr w:type="spellEnd"/>
-            <w:r>
-              <w:rPr>
-                <w:sz w:val="24"/>
-                <w:szCs w:val="24"/>
-              </w:rPr>
-              <w:t xml:space="preserve"> Sadiya</w:t>
+            <w:r>
+              <w:rPr>
+                <w:sz w:val="24"/>
+                <w:szCs w:val="24"/>
+              </w:rPr>
+              <w:t>Sumaiya Khanom Sadiya</w:t>
             </w:r>
           </w:p>
         </w:tc>
@@ -4696,7 +4403,7 @@
                 <w:sz w:val="24"/>
                 <w:szCs w:val="24"/>
               </w:rPr>
-              <w:t>The Vertical oscillations of a spring</w:t>
+              <w:t>Longitudinal Wave</w:t>
             </w:r>
           </w:p>
         </w:tc>
@@ -4774,21 +4481,12 @@
                 <w:szCs w:val="24"/>
               </w:rPr>
             </w:pPr>
-            <w:proofErr w:type="spellStart"/>
-            <w:r>
-              <w:rPr>
-                <w:sz w:val="24"/>
-                <w:szCs w:val="24"/>
-              </w:rPr>
-              <w:t>Fatiuzzaman</w:t>
-            </w:r>
-            <w:proofErr w:type="spellEnd"/>
-            <w:r>
-              <w:rPr>
-                <w:sz w:val="24"/>
-                <w:szCs w:val="24"/>
-              </w:rPr>
-              <w:t xml:space="preserve"> Fahim</w:t>
+            <w:r>
+              <w:rPr>
+                <w:sz w:val="24"/>
+                <w:szCs w:val="24"/>
+              </w:rPr>
+              <w:t>Fatiuzzaman Fahim</w:t>
             </w:r>
           </w:p>
         </w:tc>
@@ -4903,31 +4601,13 @@
                 <w:szCs w:val="24"/>
               </w:rPr>
             </w:pPr>
-            <w:proofErr w:type="spellStart"/>
-            <w:r>
-              <w:rPr>
-                <w:sz w:val="24"/>
-                <w:szCs w:val="24"/>
-              </w:rPr>
-              <w:t>Monira</w:t>
-            </w:r>
-            <w:proofErr w:type="spellEnd"/>
-            <w:r>
-              <w:rPr>
-                <w:sz w:val="24"/>
-                <w:szCs w:val="24"/>
-              </w:rPr>
-              <w:t xml:space="preserve"> tarin </w:t>
-            </w:r>
-            <w:proofErr w:type="spellStart"/>
-            <w:r>
-              <w:rPr>
-                <w:sz w:val="24"/>
-                <w:szCs w:val="24"/>
-              </w:rPr>
-              <w:t>siddique</w:t>
-            </w:r>
-            <w:proofErr w:type="spellEnd"/>
+            <w:r>
+              <w:rPr>
+                <w:sz w:val="24"/>
+                <w:szCs w:val="24"/>
+              </w:rPr>
+              <w:t>Monira tarin siddique</w:t>
+            </w:r>
           </w:p>
         </w:tc>
         <w:tc>
@@ -4963,7 +4643,7 @@
                 <w:sz w:val="24"/>
                 <w:szCs w:val="24"/>
               </w:rPr>
-              <w:t>Destructive interference</w:t>
+              <w:t>Brewster's Law of Polarization</w:t>
             </w:r>
           </w:p>
         </w:tc>
@@ -5041,47 +4721,13 @@
                 <w:szCs w:val="24"/>
               </w:rPr>
             </w:pPr>
-            <w:proofErr w:type="spellStart"/>
-            <w:r>
-              <w:rPr>
-                <w:sz w:val="24"/>
-                <w:szCs w:val="24"/>
-              </w:rPr>
-              <w:t>Mst</w:t>
-            </w:r>
-            <w:proofErr w:type="spellEnd"/>
-            <w:r>
-              <w:rPr>
-                <w:sz w:val="24"/>
-                <w:szCs w:val="24"/>
-              </w:rPr>
-              <w:t xml:space="preserve"> </w:t>
-            </w:r>
-            <w:proofErr w:type="spellStart"/>
-            <w:r>
-              <w:rPr>
-                <w:sz w:val="24"/>
-                <w:szCs w:val="24"/>
-              </w:rPr>
-              <w:t>Kamrunnahar</w:t>
-            </w:r>
-            <w:proofErr w:type="spellEnd"/>
-            <w:r>
-              <w:rPr>
-                <w:sz w:val="24"/>
-                <w:szCs w:val="24"/>
-              </w:rPr>
-              <w:t xml:space="preserve"> </w:t>
-            </w:r>
-            <w:proofErr w:type="spellStart"/>
-            <w:r>
-              <w:rPr>
-                <w:sz w:val="24"/>
-                <w:szCs w:val="24"/>
-              </w:rPr>
-              <w:t>Sumayea</w:t>
-            </w:r>
-            <w:proofErr w:type="spellEnd"/>
+            <w:r>
+              <w:rPr>
+                <w:sz w:val="24"/>
+                <w:szCs w:val="24"/>
+              </w:rPr>
+              <w:t>Mst Kamrunnahar Sumayea</w:t>
+            </w:r>
           </w:p>
         </w:tc>
         <w:tc>
@@ -5200,23 +4846,7 @@
                 <w:sz w:val="24"/>
                 <w:szCs w:val="24"/>
               </w:rPr>
-              <w:t xml:space="preserve">Nazmul </w:t>
-            </w:r>
-            <w:proofErr w:type="spellStart"/>
-            <w:r>
-              <w:rPr>
-                <w:sz w:val="24"/>
-                <w:szCs w:val="24"/>
-              </w:rPr>
-              <w:t>Hossen</w:t>
-            </w:r>
-            <w:proofErr w:type="spellEnd"/>
-            <w:r>
-              <w:rPr>
-                <w:sz w:val="24"/>
-                <w:szCs w:val="24"/>
-              </w:rPr>
-              <w:t xml:space="preserve"> Nahid</w:t>
+              <w:t>Nazmul Hossen Nahid</w:t>
             </w:r>
           </w:p>
         </w:tc>
@@ -5331,31 +4961,13 @@
                 <w:szCs w:val="24"/>
               </w:rPr>
             </w:pPr>
-            <w:proofErr w:type="spellStart"/>
-            <w:r>
-              <w:rPr>
-                <w:sz w:val="24"/>
-                <w:szCs w:val="24"/>
-              </w:rPr>
-              <w:t>Kaniz</w:t>
-            </w:r>
-            <w:proofErr w:type="spellEnd"/>
-            <w:r>
-              <w:rPr>
-                <w:sz w:val="24"/>
-                <w:szCs w:val="24"/>
-              </w:rPr>
-              <w:t xml:space="preserve"> Sultana </w:t>
-            </w:r>
-            <w:proofErr w:type="spellStart"/>
-            <w:r>
-              <w:rPr>
-                <w:sz w:val="24"/>
-                <w:szCs w:val="24"/>
-              </w:rPr>
-              <w:t>Nopur</w:t>
-            </w:r>
-            <w:proofErr w:type="spellEnd"/>
+            <w:r>
+              <w:rPr>
+                <w:sz w:val="24"/>
+                <w:szCs w:val="24"/>
+              </w:rPr>
+              <w:t>Kaniz Sultana Nopur</w:t>
+            </w:r>
           </w:p>
         </w:tc>
         <w:tc>
@@ -5391,7 +5003,7 @@
                 <w:sz w:val="24"/>
                 <w:szCs w:val="24"/>
               </w:rPr>
-              <w:t>Constructive Interference</w:t>
+              <w:t>Newton's Rings</w:t>
             </w:r>
           </w:p>
         </w:tc>
@@ -5709,21 +5321,12 @@
                 <w:szCs w:val="24"/>
               </w:rPr>
             </w:pPr>
-            <w:proofErr w:type="spellStart"/>
-            <w:r>
-              <w:rPr>
-                <w:sz w:val="24"/>
-                <w:szCs w:val="24"/>
-              </w:rPr>
-              <w:t>Faozia</w:t>
-            </w:r>
-            <w:proofErr w:type="spellEnd"/>
-            <w:r>
-              <w:rPr>
-                <w:sz w:val="24"/>
-                <w:szCs w:val="24"/>
-              </w:rPr>
-              <w:t xml:space="preserve"> Abida</w:t>
+            <w:r>
+              <w:rPr>
+                <w:sz w:val="24"/>
+                <w:szCs w:val="24"/>
+              </w:rPr>
+              <w:t>Faozia Abida</w:t>
             </w:r>
           </w:p>
         </w:tc>
@@ -5838,21 +5441,12 @@
                 <w:szCs w:val="24"/>
               </w:rPr>
             </w:pPr>
-            <w:proofErr w:type="spellStart"/>
-            <w:r>
-              <w:rPr>
-                <w:sz w:val="24"/>
-                <w:szCs w:val="24"/>
-              </w:rPr>
-              <w:t>Shaharia</w:t>
-            </w:r>
-            <w:proofErr w:type="spellEnd"/>
-            <w:r>
-              <w:rPr>
-                <w:sz w:val="24"/>
-                <w:szCs w:val="24"/>
-              </w:rPr>
-              <w:t xml:space="preserve"> Islam</w:t>
+            <w:r>
+              <w:rPr>
+                <w:sz w:val="24"/>
+                <w:szCs w:val="24"/>
+              </w:rPr>
+              <w:t>Shaharia Islam</w:t>
             </w:r>
           </w:p>
         </w:tc>
@@ -6212,17 +5806,8 @@
                 <w:sz w:val="24"/>
                 <w:szCs w:val="24"/>
               </w:rPr>
-              <w:t xml:space="preserve">Nuray Jannat </w:t>
-            </w:r>
-            <w:proofErr w:type="spellStart"/>
-            <w:r>
-              <w:rPr>
-                <w:sz w:val="24"/>
-                <w:szCs w:val="24"/>
-              </w:rPr>
-              <w:t>Taseen</w:t>
-            </w:r>
-            <w:proofErr w:type="spellEnd"/>
+              <w:t>Nuray Jannat Taseen</w:t>
+            </w:r>
           </w:p>
         </w:tc>
         <w:tc>
@@ -6336,21 +5921,12 @@
                 <w:szCs w:val="24"/>
               </w:rPr>
             </w:pPr>
-            <w:proofErr w:type="spellStart"/>
-            <w:r>
-              <w:rPr>
-                <w:sz w:val="24"/>
-                <w:szCs w:val="24"/>
-              </w:rPr>
-              <w:t>Umme</w:t>
-            </w:r>
-            <w:proofErr w:type="spellEnd"/>
-            <w:r>
-              <w:rPr>
-                <w:sz w:val="24"/>
-                <w:szCs w:val="24"/>
-              </w:rPr>
-              <w:t xml:space="preserve"> Jannat</w:t>
+            <w:r>
+              <w:rPr>
+                <w:sz w:val="24"/>
+                <w:szCs w:val="24"/>
+              </w:rPr>
+              <w:t>Umme Jannat</w:t>
             </w:r>
           </w:p>
         </w:tc>
@@ -6465,21 +6041,12 @@
                 <w:szCs w:val="24"/>
               </w:rPr>
             </w:pPr>
-            <w:proofErr w:type="spellStart"/>
-            <w:r>
-              <w:rPr>
-                <w:sz w:val="24"/>
-                <w:szCs w:val="24"/>
-              </w:rPr>
-              <w:t>Urshia</w:t>
-            </w:r>
-            <w:proofErr w:type="spellEnd"/>
-            <w:r>
-              <w:rPr>
-                <w:sz w:val="24"/>
-                <w:szCs w:val="24"/>
-              </w:rPr>
-              <w:t xml:space="preserve"> Karim</w:t>
+            <w:r>
+              <w:rPr>
+                <w:sz w:val="24"/>
+                <w:szCs w:val="24"/>
+              </w:rPr>
+              <w:t>Urshia Karim</w:t>
             </w:r>
           </w:p>
         </w:tc>
@@ -7033,21 +6600,12 @@
                 <w:szCs w:val="24"/>
               </w:rPr>
             </w:pPr>
-            <w:proofErr w:type="spellStart"/>
-            <w:r>
-              <w:rPr>
-                <w:sz w:val="24"/>
-                <w:szCs w:val="24"/>
-              </w:rPr>
-              <w:t>proshanto</w:t>
-            </w:r>
-            <w:proofErr w:type="spellEnd"/>
-            <w:r>
-              <w:rPr>
-                <w:sz w:val="24"/>
-                <w:szCs w:val="24"/>
-              </w:rPr>
-              <w:t xml:space="preserve"> Majumder</w:t>
+            <w:r>
+              <w:rPr>
+                <w:sz w:val="24"/>
+                <w:szCs w:val="24"/>
+              </w:rPr>
+              <w:t>proshanto Majumder</w:t>
             </w:r>
           </w:p>
         </w:tc>
@@ -7167,17 +6725,8 @@
                 <w:sz w:val="24"/>
                 <w:szCs w:val="24"/>
               </w:rPr>
-              <w:t xml:space="preserve">Maisha </w:t>
-            </w:r>
-            <w:proofErr w:type="spellStart"/>
-            <w:r>
-              <w:rPr>
-                <w:sz w:val="24"/>
-                <w:szCs w:val="24"/>
-              </w:rPr>
-              <w:t>Monowar</w:t>
-            </w:r>
-            <w:proofErr w:type="spellEnd"/>
+              <w:t>Maisha Monowar</w:t>
+            </w:r>
           </w:p>
         </w:tc>
         <w:tc>
@@ -7639,6 +7188,7 @@
   <w:style w:type="character" w:default="1" w:styleId="DefaultParagraphFont">
     <w:name w:val="Default Paragraph Font"/>
     <w:uiPriority w:val="1"/>
+    <w:semiHidden/>
     <w:unhideWhenUsed/>
   </w:style>
   <w:style w:type="table" w:default="1" w:styleId="TableNormal">
